--- a/landing-page/program-detail/rushford-business-school/mba/06-mba-in-marketing.docx
+++ b/landing-page/program-detail/rushford-business-school/mba/06-mba-in-marketing.docx
@@ -336,7 +336,7 @@
     </w:p>
     <w:p>
       <w:r>
-        <w:t>Anyone can run an ad. The hard part of marketing is deciding what the brand stands for, what it should cost, who the research actually says will buy it, and how to prove the campaign worked. This MBA spends its specialization on exactly those decisions: marketing strategy, brand management, communications, pricing, research, consumer behaviour, and advertising, with internet marketing analytics rounding it off.</w:t>
+        <w:t>Anyone can run an ad. The hard part of marketing is deciding what the brand stands for, what it should cost, who the research actually says will buy it, and how to prove the campaign worked. This MBA spends its specialisation on exactly those decisions: marketing strategy, brand management, communications, pricing, research, consumer behaviour, and advertising, with internet marketing analytics rounding it off.</w:t>
       </w:r>
     </w:p>
     <w:p>
@@ -375,7 +375,7 @@
     </w:p>
     <w:p>
       <w:r>
-        <w:t>UAE digital advertising was worth USD 2.29 billion in 2025 and is forecast to reach USD 5.35 billion by 2031. Someone trained has to spend it well.</w:t>
+        <w:t>Advertising budgets across the UAE keep shifting toward digital. Someone trained has to spend them well.</w:t>
       </w:r>
     </w:p>
     <w:p>
@@ -616,7 +616,7 @@
     </w:p>
     <w:p>
       <w:r>
-        <w:t>Four stages: the management foundations, the business core, the marketing specialization, and a capstone on a live brand question.</w:t>
+        <w:t>Four stages: the management foundations, the business core, the marketing specialisation, and a capstone on a live brand question.</w:t>
       </w:r>
     </w:p>
     <w:p>
@@ -747,7 +747,7 @@
         <w:spacing w:before="200"/>
       </w:pPr>
       <w:r>
-        <w:t>Stage 3 · The marketing specialization</w:t>
+        <w:t>Stage 3 · The marketing specialisation</w:t>
       </w:r>
     </w:p>
     <w:p>
@@ -1056,7 +1056,7 @@
     </w:p>
     <w:p>
       <w:r>
-        <w:t>Ken Research puts the UAE digital advertising market at USD 2.29 billion in 2025, heading to USD 5.35 billion by 2031. Every dirham of it needs someone who can justify the spend.</w:t>
+        <w:t>UAE advertising budgets keep shifting toward digital year after year. Every dirham needs someone who can justify the spend.</w:t>
       </w:r>
     </w:p>
     <w:p>
@@ -1082,7 +1082,7 @@
     </w:p>
     <w:p>
       <w:r>
-        <w:t>Taggd's 2026 GCC study reports nine in ten employers struggling to find qualified people, and data-literate marketers are among the hardest to hire.</w:t>
+        <w:t>Employers across the Gulf keep reporting shortages of qualified people, and data-literate marketers are among the hardest to hire.</w:t>
       </w:r>
     </w:p>
     <w:p>
@@ -1095,7 +1095,7 @@
     </w:p>
     <w:p>
       <w:r>
-        <w:t>Internet marketing strategy and analytics sit inside the specialization, which is where most hiring conversations now start.</w:t>
+        <w:t>Internet marketing strategy and analytics sit inside the specialisation, which is where most hiring conversations now start.</w:t>
       </w:r>
     </w:p>
     <w:p>

--- a/landing-page/program-detail/rushford-business-school/mba/06-mba-in-marketing.docx
+++ b/landing-page/program-detail/rushford-business-school/mba/06-mba-in-marketing.docx
@@ -38,7 +38,7 @@
         <w:t xml:space="preserve">Meta Description: </w:t>
       </w:r>
       <w:r>
-        <w:t>16-month online MBA in Marketing from Rushford Business School. Brand, pricing, digital and research modules. 90 ECTS, AED instalments. Enquire now.</w:t>
+        <w:t>16-month online MBA in Marketing from Rushford Business School. Brand, pricing, digital and research modules. 90 ECTS, AED installments. Enquire now.</w:t>
       </w:r>
     </w:p>
     <w:p>
@@ -126,7 +126,7 @@
         <w:pStyle w:val="Heading2"/>
       </w:pPr>
       <w:r>
-        <w:t>Programme at a Glance</w:t>
+        <w:t>Program At A Glance</w:t>
       </w:r>
     </w:p>
     <w:tbl>
@@ -331,12 +331,12 @@
         <w:pStyle w:val="Heading2"/>
       </w:pPr>
       <w:r>
-        <w:t>Programme Overview</w:t>
+        <w:t>Program Overview</w:t>
       </w:r>
     </w:p>
     <w:p>
       <w:r>
-        <w:t>Anyone can run an ad. The hard part of marketing is deciding what the brand stands for, what it should cost, who the research actually says will buy it, and how to prove the campaign worked. This MBA spends its specialisation on exactly those decisions: marketing strategy, brand management, communications, pricing, research, consumer behaviour, and advertising, with internet marketing analytics rounding it off.</w:t>
+        <w:t>Anyone can run an ad. The hard part of marketing is deciding what the brand stands for, what it should cost, who the research actually says will buy it, and how to prove the campaign worked. This MBA spends its specialization on exactly those decisions: marketing strategy, brand management, communications, pricing, research, consumer behavior, and advertising, with internet marketing analytics rounding it off.</w:t>
       </w:r>
     </w:p>
     <w:p>
@@ -349,7 +349,7 @@
         <w:pStyle w:val="Heading2"/>
       </w:pPr>
       <w:r>
-        <w:t>Why Choose This Programme</w:t>
+        <w:t>Why Choose This Program</w:t>
       </w:r>
     </w:p>
     <w:p>
@@ -409,7 +409,7 @@
         <w:rPr>
           <w:b/>
         </w:rPr>
-        <w:t>Instalments that follow payday</w:t>
+        <w:t>Installments that follow payday</w:t>
       </w:r>
     </w:p>
     <w:p>
@@ -486,7 +486,7 @@
         <w:pStyle w:val="ListNumber"/>
       </w:pPr>
       <w:r>
-        <w:t>Read consumer behaviour data and act on it</w:t>
+        <w:t>Read consumer behavior data and act on it</w:t>
       </w:r>
     </w:p>
     <w:p>
@@ -606,7 +606,7 @@
         <w:pStyle w:val="Heading2"/>
       </w:pPr>
       <w:r>
-        <w:t>Programme Structure</w:t>
+        <w:t>Program Structure</w:t>
       </w:r>
     </w:p>
     <w:p>
@@ -616,7 +616,7 @@
     </w:p>
     <w:p>
       <w:r>
-        <w:t>Four stages: the management foundations, the business core, the marketing specialisation, and a capstone on a live brand question.</w:t>
+        <w:t>Four stages: the management foundations, the business core, the marketing specialization, and a capstone on a live brand question.</w:t>
       </w:r>
     </w:p>
     <w:p>
@@ -747,7 +747,7 @@
         <w:spacing w:before="200"/>
       </w:pPr>
       <w:r>
-        <w:t>Stage 3 · The marketing specialisation</w:t>
+        <w:t>Stage 3 · The marketing specialization</w:t>
       </w:r>
     </w:p>
     <w:p>
@@ -795,7 +795,7 @@
         <w:pStyle w:val="ListBullet"/>
       </w:pPr>
       <w:r>
-        <w:t>Consumer Behaviour</w:t>
+        <w:t>Consumer Behavior</w:t>
       </w:r>
     </w:p>
     <w:p>
@@ -948,7 +948,7 @@
                 <w:b/>
                 <w:sz w:val="20"/>
               </w:rPr>
-              <w:t>Affordable instalments</w:t>
+              <w:t>Affordable installments</w:t>
             </w:r>
           </w:p>
         </w:tc>
@@ -1019,7 +1019,7 @@
               <w:rPr>
                 <w:sz w:val="20"/>
               </w:rPr>
-              <w:t>Enrolment steps done with you, in order</w:t>
+              <w:t>Enrollment steps done with you, in order</w:t>
             </w:r>
           </w:p>
         </w:tc>
@@ -1095,7 +1095,7 @@
     </w:p>
     <w:p>
       <w:r>
-        <w:t>Internet marketing strategy and analytics sit inside the specialisation, which is where most hiring conversations now start.</w:t>
+        <w:t>Internet marketing strategy and analytics sit inside the specialization, which is where most hiring conversations now start.</w:t>
       </w:r>
     </w:p>
     <w:p>
@@ -1212,7 +1212,7 @@
                 <w:b/>
                 <w:sz w:val="20"/>
               </w:rPr>
-              <w:t>Monthly Instalments</w:t>
+              <w:t>Monthly Installments</w:t>
             </w:r>
           </w:p>
         </w:tc>
@@ -1297,7 +1297,7 @@
         <w:t xml:space="preserve">Request the fee structure: </w:t>
       </w:r>
       <w:r>
-        <w:t>Fees shift with intake and study mode, which is why there is no fixed figure printed here. Request the personal breakdown from admissions; it is free and commits you to nothing. Across our Master's programmes, totals usually sit between AED 16,000 and 40,000.</w:t>
+        <w:t>Fees shift with intake and study mode, which is why there is no fixed figure printed here. Request the personal breakdown from admissions; it is free and commits you to nothing. Across our Master's programs, totals usually sit between AED 16,000 and 40,000.</w:t>
       </w:r>
     </w:p>
     <w:sectPr>
